--- a/交付_20260811_规划环境先验解耦/01_完整模型先验依赖审计.docx
+++ b/交付_20260811_规划环境先验解耦/01_完整模型先验依赖审计.docx
@@ -1004,7 +1004,7 @@
                 <w:rFonts w:ascii="SimSun" w:hAnsi="SimSun" w:eastAsia="SimSun"/>
                 <w:sz w:val="17"/>
               </w:rPr>
-              <w:t>否（仅术语）</w:t>
+              <w:t>公式不改；处理对象口径需统一（非目标环境构件不再进入目标集）</w:t>
             </w:r>
           </w:p>
         </w:tc>
@@ -2104,7 +2104,72 @@
         <w:rPr>
           <w:rFonts w:ascii="SimSun" w:hAnsi="SimSun" w:eastAsia="SimSun"/>
         </w:rPr>
-        <w:t>：S1 使用的正是 M_ref 的本职信息，不构成过强环境先验。本轮只需在专利文本与代码注释中把"设计模型"明确为"目标参考模型"。</w:t>
+        <w:t>：S1 使用的正是 M_ref 的本职信息，不构成过强环境先验。</w:t>
+      </w:r>
+    </w:p>
+    <w:p>
+      <w:pPr>
+        <w:ind w:left="360"/>
+      </w:pPr>
+      <w:r>
+        <w:rPr>
+          <w:rFonts w:ascii="SimSun" w:hAnsi="SimSun" w:eastAsia="SimSun"/>
+          <w:b/>
+          <w:i/>
+        </w:rPr>
+        <w:t>本轮实际改动（Phase 1 之后确定）</w:t>
+      </w:r>
+      <w:r>
+        <w:rPr>
+          <w:rFonts w:ascii="SimSun" w:hAnsi="SimSun" w:eastAsia="SimSun"/>
+          <w:i/>
+        </w:rPr>
+        <w:t xml:space="preserve">：分块、关联、缺口证据、G_gap、G_task 的算法与公式一行未改 </w:t>
+      </w:r>
+      <w:r>
+        <w:rPr>
+          <w:rFonts w:ascii="SimSun" w:hAnsi="SimSun" w:eastAsia="SimSun"/>
+          <w:b/>
+          <w:i/>
+        </w:rPr>
+        <w:t>[A]</w:t>
+      </w:r>
+      <w:r>
+        <w:rPr>
+          <w:rFonts w:ascii="SimSun" w:hAnsi="SimSun" w:eastAsia="SimSun"/>
+          <w:i/>
+        </w:rPr>
+        <w:t>；但其</w:t>
+      </w:r>
+      <w:r>
+        <w:rPr>
+          <w:rFonts w:ascii="SimSun" w:hAnsi="SimSun" w:eastAsia="SimSun"/>
+          <w:b/>
+          <w:i/>
+        </w:rPr>
+        <w:t>处理对象口径</w:t>
+      </w:r>
+      <w:r>
+        <w:rPr>
+          <w:rFonts w:ascii="SimSun" w:hAnsi="SimSun" w:eastAsia="SimSun"/>
+          <w:i/>
+        </w:rPr>
+        <w:t xml:space="preserve">已统一 —— 非目标环境构件（厂房、围墙、杂物）不再进入待补扫描目标集 </w:t>
+      </w:r>
+      <w:r>
+        <w:rPr>
+          <w:rFonts w:ascii="SimSun" w:hAnsi="SimSun" w:eastAsia="SimSun"/>
+          <w:b/>
+          <w:i/>
+        </w:rPr>
+        <w:t>[A]</w:t>
+      </w:r>
+      <w:r>
+        <w:rPr>
+          <w:rFonts w:ascii="SimSun" w:hAnsi="SimSun" w:eastAsia="SimSun"/>
+          <w:i/>
+        </w:rPr>
+        <w:t>。因此本项不属于纯术语替换。</w:t>
       </w:r>
     </w:p>
     <w:p>
